--- a/Teacher_Tools/Instructional_Intelligence/docs/graphic-organizers/matrix.docx
+++ b/Teacher_Tools/Instructional_Intelligence/docs/graphic-organizers/matrix.docx
@@ -48,6 +48,1519 @@
             </a:graphic>
           </wp:anchor>
         </w:drawing>
+      </w:r>
+      <w:r>
+        <w:pict>
+          <v:rect id="EditableResponse1" o:spid="_x0000_s1201" style="position:absolute;margin-left:105.00pt;margin-top:89.20pt;width:415.00pt;height:18.00pt;z-index:251659265;mso-position-horizontal-relative:page;mso-position-vertical-relative:page;mso-wrap-distance-left:0;mso-wrap-distance-top:0;mso-wrap-distance-right:0;mso-wrap-distance-bottom:0" stroked="f" filled="f">
+            <v:textbox inset="2.0pt,2.0pt,2.0pt,2.0pt">
+              <w:txbxContent>
+                <w:sdt>
+                  <w:sdtPr>
+                    <w:alias w:val="Topic"/>
+                    <w:tag w:val="editable-response-1"/>
+                    <w:id w:val="500001"/>
+                    <w:showingPlcHdr/>
+                    <w:rPr>
+                      <w:color w:val="1F2D38"/>
+                      <w:sz w:val="18"/>
+                      <w:szCs w:val="18"/>
+                    </w:rPr>
+                  </w:sdtPr>
+                  <w:sdtContent>
+                    <w:p>
+                      <w:pPr>
+                        <w:spacing w:before="0" w:after="0"/>
+                      </w:pPr>
+                      <w:r>
+                        <w:rPr>
+                          <w:color w:val="AAB5BD"/>
+                          <w:sz w:val="13"/>
+                          <w:szCs w:val="13"/>
+                        </w:rPr>
+                        <w:t>Type here...</w:t>
+                      </w:r>
+                    </w:p>
+                  </w:sdtContent>
+                </w:sdt>
+              </w:txbxContent>
+            </v:textbox>
+            <w10:wrap type="none"/>
+          </v:rect>
+        </w:pict>
+      </w:r>
+      <w:r>
+        <w:pict>
+          <v:rect id="EditableResponse2" o:spid="_x0000_s1202" style="position:absolute;margin-left:599.00pt;margin-top:89.20pt;width:157.00pt;height:18.00pt;z-index:251659266;mso-position-horizontal-relative:page;mso-position-vertical-relative:page;mso-wrap-distance-left:0;mso-wrap-distance-top:0;mso-wrap-distance-right:0;mso-wrap-distance-bottom:0" stroked="f" filled="f">
+            <v:textbox inset="2.0pt,2.0pt,2.0pt,2.0pt">
+              <w:txbxContent>
+                <w:sdt>
+                  <w:sdtPr>
+                    <w:alias w:val="Name"/>
+                    <w:tag w:val="editable-response-2"/>
+                    <w:id w:val="500002"/>
+                    <w:showingPlcHdr/>
+                    <w:rPr>
+                      <w:color w:val="1F2D38"/>
+                      <w:sz w:val="18"/>
+                      <w:szCs w:val="18"/>
+                    </w:rPr>
+                  </w:sdtPr>
+                  <w:sdtContent>
+                    <w:p>
+                      <w:pPr>
+                        <w:spacing w:before="0" w:after="0"/>
+                      </w:pPr>
+                      <w:r>
+                        <w:rPr>
+                          <w:color w:val="AAB5BD"/>
+                          <w:sz w:val="13"/>
+                          <w:szCs w:val="13"/>
+                        </w:rPr>
+                        <w:t>Type here...</w:t>
+                      </w:r>
+                    </w:p>
+                  </w:sdtContent>
+                </w:sdt>
+              </w:txbxContent>
+            </v:textbox>
+            <w10:wrap type="none"/>
+          </v:rect>
+        </w:pict>
+      </w:r>
+      <w:r>
+        <w:pict>
+          <v:rect id="EditableResponse3" o:spid="_x0000_s1203" style="position:absolute;margin-left:49.00pt;margin-top:129.00pt;width:132.00pt;height:52.00pt;z-index:251659267;mso-position-horizontal-relative:page;mso-position-vertical-relative:page;mso-wrap-distance-left:0;mso-wrap-distance-top:0;mso-wrap-distance-right:0;mso-wrap-distance-bottom:0;v-text-anchor:middle" stroked="f" filled="t" fillcolor="#F7F1EC">
+            <v:fill opacity="100%"/>
+            <v:textbox inset="2.0pt,2.0pt,2.0pt,2.0pt">
+              <w:txbxContent>
+                <w:sdt>
+                  <w:sdtPr>
+                    <w:alias w:val="Criteria"/>
+                    <w:tag w:val="editable-response-3"/>
+                    <w:id w:val="500003"/>
+                    <w:showingPlcHdr/>
+                    <w:rPr>
+                      <w:color w:val="1F2D38"/>
+                      <w:sz w:val="16"/>
+                      <w:szCs w:val="16"/>
+                    </w:rPr>
+                  </w:sdtPr>
+                  <w:sdtContent>
+                    <w:p>
+                      <w:pPr>
+                        <w:spacing w:before="0" w:after="0"/>
+                        <w:jc w:val="center"/>
+                      </w:pPr>
+                      <w:r>
+                        <w:rPr>
+                          <w:color w:val="AAB5BD"/>
+                          <w:sz w:val="11"/>
+                          <w:szCs w:val="11"/>
+                        </w:rPr>
+                        <w:t>Type here...</w:t>
+                      </w:r>
+                    </w:p>
+                  </w:sdtContent>
+                </w:sdt>
+              </w:txbxContent>
+            </v:textbox>
+            <w10:wrap type="none"/>
+          </v:rect>
+        </w:pict>
+      </w:r>
+      <w:r>
+        <w:pict>
+          <v:rect id="EditableResponse4" o:spid="_x0000_s1204" style="position:absolute;margin-left:189.00pt;margin-top:129.00pt;width:132.50pt;height:52.00pt;z-index:251659268;mso-position-horizontal-relative:page;mso-position-vertical-relative:page;mso-wrap-distance-left:0;mso-wrap-distance-top:0;mso-wrap-distance-right:0;mso-wrap-distance-bottom:0;v-text-anchor:middle" stroked="f" filled="t" fillcolor="#EDF2F4">
+            <v:fill opacity="100%"/>
+            <v:textbox inset="2.0pt,2.0pt,2.0pt,2.0pt">
+              <w:txbxContent>
+                <w:sdt>
+                  <w:sdtPr>
+                    <w:alias w:val="Item 1"/>
+                    <w:tag w:val="editable-response-4"/>
+                    <w:id w:val="500004"/>
+                    <w:showingPlcHdr/>
+                    <w:rPr>
+                      <w:color w:val="1F2D38"/>
+                      <w:sz w:val="16"/>
+                      <w:szCs w:val="16"/>
+                    </w:rPr>
+                  </w:sdtPr>
+                  <w:sdtContent>
+                    <w:p>
+                      <w:pPr>
+                        <w:spacing w:before="0" w:after="0"/>
+                        <w:jc w:val="center"/>
+                      </w:pPr>
+                      <w:r>
+                        <w:rPr>
+                          <w:color w:val="AAB5BD"/>
+                          <w:sz w:val="11"/>
+                          <w:szCs w:val="11"/>
+                        </w:rPr>
+                        <w:t>Type here...</w:t>
+                      </w:r>
+                    </w:p>
+                  </w:sdtContent>
+                </w:sdt>
+              </w:txbxContent>
+            </v:textbox>
+            <w10:wrap type="none"/>
+          </v:rect>
+        </w:pict>
+      </w:r>
+      <w:r>
+        <w:pict>
+          <v:rect id="EditableResponse5" o:spid="_x0000_s1205" style="position:absolute;margin-left:329.50pt;margin-top:129.00pt;width:132.50pt;height:52.00pt;z-index:251659269;mso-position-horizontal-relative:page;mso-position-vertical-relative:page;mso-wrap-distance-left:0;mso-wrap-distance-top:0;mso-wrap-distance-right:0;mso-wrap-distance-bottom:0;v-text-anchor:middle" stroked="f" filled="t" fillcolor="#EDF2F4">
+            <v:fill opacity="100%"/>
+            <v:textbox inset="2.0pt,2.0pt,2.0pt,2.0pt">
+              <w:txbxContent>
+                <w:sdt>
+                  <w:sdtPr>
+                    <w:alias w:val="Item 2"/>
+                    <w:tag w:val="editable-response-5"/>
+                    <w:id w:val="500005"/>
+                    <w:showingPlcHdr/>
+                    <w:rPr>
+                      <w:color w:val="1F2D38"/>
+                      <w:sz w:val="16"/>
+                      <w:szCs w:val="16"/>
+                    </w:rPr>
+                  </w:sdtPr>
+                  <w:sdtContent>
+                    <w:p>
+                      <w:pPr>
+                        <w:spacing w:before="0" w:after="0"/>
+                        <w:jc w:val="center"/>
+                      </w:pPr>
+                      <w:r>
+                        <w:rPr>
+                          <w:color w:val="AAB5BD"/>
+                          <w:sz w:val="11"/>
+                          <w:szCs w:val="11"/>
+                        </w:rPr>
+                        <w:t>Type here...</w:t>
+                      </w:r>
+                    </w:p>
+                  </w:sdtContent>
+                </w:sdt>
+              </w:txbxContent>
+            </v:textbox>
+            <w10:wrap type="none"/>
+          </v:rect>
+        </w:pict>
+      </w:r>
+      <w:r>
+        <w:pict>
+          <v:rect id="EditableResponse6" o:spid="_x0000_s1206" style="position:absolute;margin-left:470.00pt;margin-top:129.00pt;width:132.50pt;height:52.00pt;z-index:251659270;mso-position-horizontal-relative:page;mso-position-vertical-relative:page;mso-wrap-distance-left:0;mso-wrap-distance-top:0;mso-wrap-distance-right:0;mso-wrap-distance-bottom:0;v-text-anchor:middle" stroked="f" filled="t" fillcolor="#EDF2F4">
+            <v:fill opacity="100%"/>
+            <v:textbox inset="2.0pt,2.0pt,2.0pt,2.0pt">
+              <w:txbxContent>
+                <w:sdt>
+                  <w:sdtPr>
+                    <w:alias w:val="Item 3"/>
+                    <w:tag w:val="editable-response-6"/>
+                    <w:id w:val="500006"/>
+                    <w:showingPlcHdr/>
+                    <w:rPr>
+                      <w:color w:val="1F2D38"/>
+                      <w:sz w:val="16"/>
+                      <w:szCs w:val="16"/>
+                    </w:rPr>
+                  </w:sdtPr>
+                  <w:sdtContent>
+                    <w:p>
+                      <w:pPr>
+                        <w:spacing w:before="0" w:after="0"/>
+                        <w:jc w:val="center"/>
+                      </w:pPr>
+                      <w:r>
+                        <w:rPr>
+                          <w:color w:val="AAB5BD"/>
+                          <w:sz w:val="11"/>
+                          <w:szCs w:val="11"/>
+                        </w:rPr>
+                        <w:t>Type here...</w:t>
+                      </w:r>
+                    </w:p>
+                  </w:sdtContent>
+                </w:sdt>
+              </w:txbxContent>
+            </v:textbox>
+            <w10:wrap type="none"/>
+          </v:rect>
+        </w:pict>
+      </w:r>
+      <w:r>
+        <w:pict>
+          <v:rect id="EditableResponse7" o:spid="_x0000_s1207" style="position:absolute;margin-left:610.50pt;margin-top:129.00pt;width:132.50pt;height:52.00pt;z-index:251659271;mso-position-horizontal-relative:page;mso-position-vertical-relative:page;mso-wrap-distance-left:0;mso-wrap-distance-top:0;mso-wrap-distance-right:0;mso-wrap-distance-bottom:0;v-text-anchor:middle" stroked="f" filled="t" fillcolor="#EDF2F4">
+            <v:fill opacity="100%"/>
+            <v:textbox inset="2.0pt,2.0pt,2.0pt,2.0pt">
+              <w:txbxContent>
+                <w:sdt>
+                  <w:sdtPr>
+                    <w:alias w:val="Item 4"/>
+                    <w:tag w:val="editable-response-7"/>
+                    <w:id w:val="500007"/>
+                    <w:showingPlcHdr/>
+                    <w:rPr>
+                      <w:color w:val="1F2D38"/>
+                      <w:sz w:val="16"/>
+                      <w:szCs w:val="16"/>
+                    </w:rPr>
+                  </w:sdtPr>
+                  <w:sdtContent>
+                    <w:p>
+                      <w:pPr>
+                        <w:spacing w:before="0" w:after="0"/>
+                        <w:jc w:val="center"/>
+                      </w:pPr>
+                      <w:r>
+                        <w:rPr>
+                          <w:color w:val="AAB5BD"/>
+                          <w:sz w:val="11"/>
+                          <w:szCs w:val="11"/>
+                        </w:rPr>
+                        <w:t>Type here...</w:t>
+                      </w:r>
+                    </w:p>
+                  </w:sdtContent>
+                </w:sdt>
+              </w:txbxContent>
+            </v:textbox>
+            <w10:wrap type="none"/>
+          </v:rect>
+        </w:pict>
+      </w:r>
+      <w:r>
+        <w:pict>
+          <v:rect id="EditableResponse8" o:spid="_x0000_s1208" style="position:absolute;margin-left:49.00pt;margin-top:193.00pt;width:132.00pt;height:52.00pt;z-index:251659272;mso-position-horizontal-relative:page;mso-position-vertical-relative:page;mso-wrap-distance-left:0;mso-wrap-distance-top:0;mso-wrap-distance-right:0;mso-wrap-distance-bottom:0;v-text-anchor:middle" stroked="f" filled="t" fillcolor="#F7F1EC">
+            <v:fill opacity="100%"/>
+            <v:textbox inset="2.0pt,2.0pt,2.0pt,2.0pt">
+              <w:txbxContent>
+                <w:sdt>
+                  <w:sdtPr>
+                    <w:alias w:val="Criterion 1"/>
+                    <w:tag w:val="editable-response-8"/>
+                    <w:id w:val="500008"/>
+                    <w:showingPlcHdr/>
+                    <w:rPr>
+                      <w:color w:val="1F2D38"/>
+                      <w:sz w:val="16"/>
+                      <w:szCs w:val="16"/>
+                    </w:rPr>
+                  </w:sdtPr>
+                  <w:sdtContent>
+                    <w:p>
+                      <w:pPr>
+                        <w:spacing w:before="0" w:after="0"/>
+                        <w:jc w:val="center"/>
+                      </w:pPr>
+                      <w:r>
+                        <w:rPr>
+                          <w:color w:val="AAB5BD"/>
+                          <w:sz w:val="11"/>
+                          <w:szCs w:val="11"/>
+                        </w:rPr>
+                        <w:t>Type here...</w:t>
+                      </w:r>
+                    </w:p>
+                  </w:sdtContent>
+                </w:sdt>
+              </w:txbxContent>
+            </v:textbox>
+            <w10:wrap type="none"/>
+          </v:rect>
+        </w:pict>
+      </w:r>
+      <w:r>
+        <w:pict>
+          <v:rect id="EditableResponse9" o:spid="_x0000_s1209" style="position:absolute;margin-left:189.00pt;margin-top:193.00pt;width:132.50pt;height:52.00pt;z-index:251659273;mso-position-horizontal-relative:page;mso-position-vertical-relative:page;mso-wrap-distance-left:0;mso-wrap-distance-top:0;mso-wrap-distance-right:0;mso-wrap-distance-bottom:0;v-text-anchor:middle" stroked="f" filled="t" fillcolor="#FFFFFF">
+            <v:fill opacity="100%"/>
+            <v:textbox inset="2.0pt,2.0pt,2.0pt,2.0pt">
+              <w:txbxContent>
+                <w:sdt>
+                  <w:sdtPr>
+                    <w:alias w:val="Item 1, criterion 1"/>
+                    <w:tag w:val="editable-response-9"/>
+                    <w:id w:val="500009"/>
+                    <w:showingPlcHdr/>
+                    <w:rPr>
+                      <w:color w:val="1F2D38"/>
+                      <w:sz w:val="16"/>
+                      <w:szCs w:val="16"/>
+                    </w:rPr>
+                  </w:sdtPr>
+                  <w:sdtContent>
+                    <w:p>
+                      <w:pPr>
+                        <w:spacing w:before="0" w:after="0"/>
+                        <w:jc w:val="center"/>
+                      </w:pPr>
+                      <w:r>
+                        <w:rPr>
+                          <w:color w:val="AAB5BD"/>
+                          <w:sz w:val="11"/>
+                          <w:szCs w:val="11"/>
+                        </w:rPr>
+                        <w:t>Type here...</w:t>
+                      </w:r>
+                    </w:p>
+                  </w:sdtContent>
+                </w:sdt>
+              </w:txbxContent>
+            </v:textbox>
+            <w10:wrap type="none"/>
+          </v:rect>
+        </w:pict>
+      </w:r>
+      <w:r>
+        <w:pict>
+          <v:rect id="EditableResponse10" o:spid="_x0000_s1210" style="position:absolute;margin-left:329.50pt;margin-top:193.00pt;width:132.50pt;height:52.00pt;z-index:251659274;mso-position-horizontal-relative:page;mso-position-vertical-relative:page;mso-wrap-distance-left:0;mso-wrap-distance-top:0;mso-wrap-distance-right:0;mso-wrap-distance-bottom:0;v-text-anchor:middle" stroked="f" filled="t" fillcolor="#FFFFFF">
+            <v:fill opacity="100%"/>
+            <v:textbox inset="2.0pt,2.0pt,2.0pt,2.0pt">
+              <w:txbxContent>
+                <w:sdt>
+                  <w:sdtPr>
+                    <w:alias w:val="Item 2, criterion 1"/>
+                    <w:tag w:val="editable-response-10"/>
+                    <w:id w:val="500010"/>
+                    <w:showingPlcHdr/>
+                    <w:rPr>
+                      <w:color w:val="1F2D38"/>
+                      <w:sz w:val="16"/>
+                      <w:szCs w:val="16"/>
+                    </w:rPr>
+                  </w:sdtPr>
+                  <w:sdtContent>
+                    <w:p>
+                      <w:pPr>
+                        <w:spacing w:before="0" w:after="0"/>
+                        <w:jc w:val="center"/>
+                      </w:pPr>
+                      <w:r>
+                        <w:rPr>
+                          <w:color w:val="AAB5BD"/>
+                          <w:sz w:val="11"/>
+                          <w:szCs w:val="11"/>
+                        </w:rPr>
+                        <w:t>Type here...</w:t>
+                      </w:r>
+                    </w:p>
+                  </w:sdtContent>
+                </w:sdt>
+              </w:txbxContent>
+            </v:textbox>
+            <w10:wrap type="none"/>
+          </v:rect>
+        </w:pict>
+      </w:r>
+      <w:r>
+        <w:pict>
+          <v:rect id="EditableResponse11" o:spid="_x0000_s1211" style="position:absolute;margin-left:470.00pt;margin-top:193.00pt;width:132.50pt;height:52.00pt;z-index:251659275;mso-position-horizontal-relative:page;mso-position-vertical-relative:page;mso-wrap-distance-left:0;mso-wrap-distance-top:0;mso-wrap-distance-right:0;mso-wrap-distance-bottom:0;v-text-anchor:middle" stroked="f" filled="t" fillcolor="#FFFFFF">
+            <v:fill opacity="100%"/>
+            <v:textbox inset="2.0pt,2.0pt,2.0pt,2.0pt">
+              <w:txbxContent>
+                <w:sdt>
+                  <w:sdtPr>
+                    <w:alias w:val="Item 3, criterion 1"/>
+                    <w:tag w:val="editable-response-11"/>
+                    <w:id w:val="500011"/>
+                    <w:showingPlcHdr/>
+                    <w:rPr>
+                      <w:color w:val="1F2D38"/>
+                      <w:sz w:val="16"/>
+                      <w:szCs w:val="16"/>
+                    </w:rPr>
+                  </w:sdtPr>
+                  <w:sdtContent>
+                    <w:p>
+                      <w:pPr>
+                        <w:spacing w:before="0" w:after="0"/>
+                        <w:jc w:val="center"/>
+                      </w:pPr>
+                      <w:r>
+                        <w:rPr>
+                          <w:color w:val="AAB5BD"/>
+                          <w:sz w:val="11"/>
+                          <w:szCs w:val="11"/>
+                        </w:rPr>
+                        <w:t>Type here...</w:t>
+                      </w:r>
+                    </w:p>
+                  </w:sdtContent>
+                </w:sdt>
+              </w:txbxContent>
+            </v:textbox>
+            <w10:wrap type="none"/>
+          </v:rect>
+        </w:pict>
+      </w:r>
+      <w:r>
+        <w:pict>
+          <v:rect id="EditableResponse12" o:spid="_x0000_s1212" style="position:absolute;margin-left:610.50pt;margin-top:193.00pt;width:132.50pt;height:52.00pt;z-index:251659276;mso-position-horizontal-relative:page;mso-position-vertical-relative:page;mso-wrap-distance-left:0;mso-wrap-distance-top:0;mso-wrap-distance-right:0;mso-wrap-distance-bottom:0;v-text-anchor:middle" stroked="f" filled="t" fillcolor="#FFFFFF">
+            <v:fill opacity="100%"/>
+            <v:textbox inset="2.0pt,2.0pt,2.0pt,2.0pt">
+              <w:txbxContent>
+                <w:sdt>
+                  <w:sdtPr>
+                    <w:alias w:val="Item 4, criterion 1"/>
+                    <w:tag w:val="editable-response-12"/>
+                    <w:id w:val="500012"/>
+                    <w:showingPlcHdr/>
+                    <w:rPr>
+                      <w:color w:val="1F2D38"/>
+                      <w:sz w:val="16"/>
+                      <w:szCs w:val="16"/>
+                    </w:rPr>
+                  </w:sdtPr>
+                  <w:sdtContent>
+                    <w:p>
+                      <w:pPr>
+                        <w:spacing w:before="0" w:after="0"/>
+                        <w:jc w:val="center"/>
+                      </w:pPr>
+                      <w:r>
+                        <w:rPr>
+                          <w:color w:val="AAB5BD"/>
+                          <w:sz w:val="11"/>
+                          <w:szCs w:val="11"/>
+                        </w:rPr>
+                        <w:t>Type here...</w:t>
+                      </w:r>
+                    </w:p>
+                  </w:sdtContent>
+                </w:sdt>
+              </w:txbxContent>
+            </v:textbox>
+            <w10:wrap type="none"/>
+          </v:rect>
+        </w:pict>
+      </w:r>
+      <w:r>
+        <w:pict>
+          <v:rect id="EditableResponse13" o:spid="_x0000_s1213" style="position:absolute;margin-left:49.00pt;margin-top:253.50pt;width:132.00pt;height:52.00pt;z-index:251659277;mso-position-horizontal-relative:page;mso-position-vertical-relative:page;mso-wrap-distance-left:0;mso-wrap-distance-top:0;mso-wrap-distance-right:0;mso-wrap-distance-bottom:0;v-text-anchor:middle" stroked="f" filled="t" fillcolor="#F7F1EC">
+            <v:fill opacity="100%"/>
+            <v:textbox inset="2.0pt,2.0pt,2.0pt,2.0pt">
+              <w:txbxContent>
+                <w:sdt>
+                  <w:sdtPr>
+                    <w:alias w:val="Criterion 2"/>
+                    <w:tag w:val="editable-response-13"/>
+                    <w:id w:val="500013"/>
+                    <w:showingPlcHdr/>
+                    <w:rPr>
+                      <w:color w:val="1F2D38"/>
+                      <w:sz w:val="16"/>
+                      <w:szCs w:val="16"/>
+                    </w:rPr>
+                  </w:sdtPr>
+                  <w:sdtContent>
+                    <w:p>
+                      <w:pPr>
+                        <w:spacing w:before="0" w:after="0"/>
+                        <w:jc w:val="center"/>
+                      </w:pPr>
+                      <w:r>
+                        <w:rPr>
+                          <w:color w:val="AAB5BD"/>
+                          <w:sz w:val="11"/>
+                          <w:szCs w:val="11"/>
+                        </w:rPr>
+                        <w:t>Type here...</w:t>
+                      </w:r>
+                    </w:p>
+                  </w:sdtContent>
+                </w:sdt>
+              </w:txbxContent>
+            </v:textbox>
+            <w10:wrap type="none"/>
+          </v:rect>
+        </w:pict>
+      </w:r>
+      <w:r>
+        <w:pict>
+          <v:rect id="EditableResponse14" o:spid="_x0000_s1214" style="position:absolute;margin-left:189.00pt;margin-top:253.50pt;width:132.50pt;height:52.00pt;z-index:251659278;mso-position-horizontal-relative:page;mso-position-vertical-relative:page;mso-wrap-distance-left:0;mso-wrap-distance-top:0;mso-wrap-distance-right:0;mso-wrap-distance-bottom:0;v-text-anchor:middle" stroked="f" filled="t" fillcolor="#FFFFFF">
+            <v:fill opacity="100%"/>
+            <v:textbox inset="2.0pt,2.0pt,2.0pt,2.0pt">
+              <w:txbxContent>
+                <w:sdt>
+                  <w:sdtPr>
+                    <w:alias w:val="Item 1, criterion 2"/>
+                    <w:tag w:val="editable-response-14"/>
+                    <w:id w:val="500014"/>
+                    <w:showingPlcHdr/>
+                    <w:rPr>
+                      <w:color w:val="1F2D38"/>
+                      <w:sz w:val="16"/>
+                      <w:szCs w:val="16"/>
+                    </w:rPr>
+                  </w:sdtPr>
+                  <w:sdtContent>
+                    <w:p>
+                      <w:pPr>
+                        <w:spacing w:before="0" w:after="0"/>
+                        <w:jc w:val="center"/>
+                      </w:pPr>
+                      <w:r>
+                        <w:rPr>
+                          <w:color w:val="AAB5BD"/>
+                          <w:sz w:val="11"/>
+                          <w:szCs w:val="11"/>
+                        </w:rPr>
+                        <w:t>Type here...</w:t>
+                      </w:r>
+                    </w:p>
+                  </w:sdtContent>
+                </w:sdt>
+              </w:txbxContent>
+            </v:textbox>
+            <w10:wrap type="none"/>
+          </v:rect>
+        </w:pict>
+      </w:r>
+      <w:r>
+        <w:pict>
+          <v:rect id="EditableResponse15" o:spid="_x0000_s1215" style="position:absolute;margin-left:329.50pt;margin-top:253.50pt;width:132.50pt;height:52.00pt;z-index:251659279;mso-position-horizontal-relative:page;mso-position-vertical-relative:page;mso-wrap-distance-left:0;mso-wrap-distance-top:0;mso-wrap-distance-right:0;mso-wrap-distance-bottom:0;v-text-anchor:middle" stroked="f" filled="t" fillcolor="#FFFFFF">
+            <v:fill opacity="100%"/>
+            <v:textbox inset="2.0pt,2.0pt,2.0pt,2.0pt">
+              <w:txbxContent>
+                <w:sdt>
+                  <w:sdtPr>
+                    <w:alias w:val="Item 2, criterion 2"/>
+                    <w:tag w:val="editable-response-15"/>
+                    <w:id w:val="500015"/>
+                    <w:showingPlcHdr/>
+                    <w:rPr>
+                      <w:color w:val="1F2D38"/>
+                      <w:sz w:val="16"/>
+                      <w:szCs w:val="16"/>
+                    </w:rPr>
+                  </w:sdtPr>
+                  <w:sdtContent>
+                    <w:p>
+                      <w:pPr>
+                        <w:spacing w:before="0" w:after="0"/>
+                        <w:jc w:val="center"/>
+                      </w:pPr>
+                      <w:r>
+                        <w:rPr>
+                          <w:color w:val="AAB5BD"/>
+                          <w:sz w:val="11"/>
+                          <w:szCs w:val="11"/>
+                        </w:rPr>
+                        <w:t>Type here...</w:t>
+                      </w:r>
+                    </w:p>
+                  </w:sdtContent>
+                </w:sdt>
+              </w:txbxContent>
+            </v:textbox>
+            <w10:wrap type="none"/>
+          </v:rect>
+        </w:pict>
+      </w:r>
+      <w:r>
+        <w:pict>
+          <v:rect id="EditableResponse16" o:spid="_x0000_s1216" style="position:absolute;margin-left:470.00pt;margin-top:253.50pt;width:132.50pt;height:52.00pt;z-index:251659280;mso-position-horizontal-relative:page;mso-position-vertical-relative:page;mso-wrap-distance-left:0;mso-wrap-distance-top:0;mso-wrap-distance-right:0;mso-wrap-distance-bottom:0;v-text-anchor:middle" stroked="f" filled="t" fillcolor="#FFFFFF">
+            <v:fill opacity="100%"/>
+            <v:textbox inset="2.0pt,2.0pt,2.0pt,2.0pt">
+              <w:txbxContent>
+                <w:sdt>
+                  <w:sdtPr>
+                    <w:alias w:val="Item 3, criterion 2"/>
+                    <w:tag w:val="editable-response-16"/>
+                    <w:id w:val="500016"/>
+                    <w:showingPlcHdr/>
+                    <w:rPr>
+                      <w:color w:val="1F2D38"/>
+                      <w:sz w:val="16"/>
+                      <w:szCs w:val="16"/>
+                    </w:rPr>
+                  </w:sdtPr>
+                  <w:sdtContent>
+                    <w:p>
+                      <w:pPr>
+                        <w:spacing w:before="0" w:after="0"/>
+                        <w:jc w:val="center"/>
+                      </w:pPr>
+                      <w:r>
+                        <w:rPr>
+                          <w:color w:val="AAB5BD"/>
+                          <w:sz w:val="11"/>
+                          <w:szCs w:val="11"/>
+                        </w:rPr>
+                        <w:t>Type here...</w:t>
+                      </w:r>
+                    </w:p>
+                  </w:sdtContent>
+                </w:sdt>
+              </w:txbxContent>
+            </v:textbox>
+            <w10:wrap type="none"/>
+          </v:rect>
+        </w:pict>
+      </w:r>
+      <w:r>
+        <w:pict>
+          <v:rect id="EditableResponse17" o:spid="_x0000_s1217" style="position:absolute;margin-left:610.50pt;margin-top:253.50pt;width:132.50pt;height:52.00pt;z-index:251659281;mso-position-horizontal-relative:page;mso-position-vertical-relative:page;mso-wrap-distance-left:0;mso-wrap-distance-top:0;mso-wrap-distance-right:0;mso-wrap-distance-bottom:0;v-text-anchor:middle" stroked="f" filled="t" fillcolor="#FFFFFF">
+            <v:fill opacity="100%"/>
+            <v:textbox inset="2.0pt,2.0pt,2.0pt,2.0pt">
+              <w:txbxContent>
+                <w:sdt>
+                  <w:sdtPr>
+                    <w:alias w:val="Item 4, criterion 2"/>
+                    <w:tag w:val="editable-response-17"/>
+                    <w:id w:val="500017"/>
+                    <w:showingPlcHdr/>
+                    <w:rPr>
+                      <w:color w:val="1F2D38"/>
+                      <w:sz w:val="16"/>
+                      <w:szCs w:val="16"/>
+                    </w:rPr>
+                  </w:sdtPr>
+                  <w:sdtContent>
+                    <w:p>
+                      <w:pPr>
+                        <w:spacing w:before="0" w:after="0"/>
+                        <w:jc w:val="center"/>
+                      </w:pPr>
+                      <w:r>
+                        <w:rPr>
+                          <w:color w:val="AAB5BD"/>
+                          <w:sz w:val="11"/>
+                          <w:szCs w:val="11"/>
+                        </w:rPr>
+                        <w:t>Type here...</w:t>
+                      </w:r>
+                    </w:p>
+                  </w:sdtContent>
+                </w:sdt>
+              </w:txbxContent>
+            </v:textbox>
+            <w10:wrap type="none"/>
+          </v:rect>
+        </w:pict>
+      </w:r>
+      <w:r>
+        <w:pict>
+          <v:rect id="EditableResponse18" o:spid="_x0000_s1218" style="position:absolute;margin-left:49.00pt;margin-top:314.00pt;width:132.00pt;height:52.00pt;z-index:251659282;mso-position-horizontal-relative:page;mso-position-vertical-relative:page;mso-wrap-distance-left:0;mso-wrap-distance-top:0;mso-wrap-distance-right:0;mso-wrap-distance-bottom:0;v-text-anchor:middle" stroked="f" filled="t" fillcolor="#F7F1EC">
+            <v:fill opacity="100%"/>
+            <v:textbox inset="2.0pt,2.0pt,2.0pt,2.0pt">
+              <w:txbxContent>
+                <w:sdt>
+                  <w:sdtPr>
+                    <w:alias w:val="Criterion 3"/>
+                    <w:tag w:val="editable-response-18"/>
+                    <w:id w:val="500018"/>
+                    <w:showingPlcHdr/>
+                    <w:rPr>
+                      <w:color w:val="1F2D38"/>
+                      <w:sz w:val="16"/>
+                      <w:szCs w:val="16"/>
+                    </w:rPr>
+                  </w:sdtPr>
+                  <w:sdtContent>
+                    <w:p>
+                      <w:pPr>
+                        <w:spacing w:before="0" w:after="0"/>
+                        <w:jc w:val="center"/>
+                      </w:pPr>
+                      <w:r>
+                        <w:rPr>
+                          <w:color w:val="AAB5BD"/>
+                          <w:sz w:val="11"/>
+                          <w:szCs w:val="11"/>
+                        </w:rPr>
+                        <w:t>Type here...</w:t>
+                      </w:r>
+                    </w:p>
+                  </w:sdtContent>
+                </w:sdt>
+              </w:txbxContent>
+            </v:textbox>
+            <w10:wrap type="none"/>
+          </v:rect>
+        </w:pict>
+      </w:r>
+      <w:r>
+        <w:pict>
+          <v:rect id="EditableResponse19" o:spid="_x0000_s1219" style="position:absolute;margin-left:189.00pt;margin-top:314.00pt;width:132.50pt;height:52.00pt;z-index:251659283;mso-position-horizontal-relative:page;mso-position-vertical-relative:page;mso-wrap-distance-left:0;mso-wrap-distance-top:0;mso-wrap-distance-right:0;mso-wrap-distance-bottom:0;v-text-anchor:middle" stroked="f" filled="t" fillcolor="#FFFFFF">
+            <v:fill opacity="100%"/>
+            <v:textbox inset="2.0pt,2.0pt,2.0pt,2.0pt">
+              <w:txbxContent>
+                <w:sdt>
+                  <w:sdtPr>
+                    <w:alias w:val="Item 1, criterion 3"/>
+                    <w:tag w:val="editable-response-19"/>
+                    <w:id w:val="500019"/>
+                    <w:showingPlcHdr/>
+                    <w:rPr>
+                      <w:color w:val="1F2D38"/>
+                      <w:sz w:val="16"/>
+                      <w:szCs w:val="16"/>
+                    </w:rPr>
+                  </w:sdtPr>
+                  <w:sdtContent>
+                    <w:p>
+                      <w:pPr>
+                        <w:spacing w:before="0" w:after="0"/>
+                        <w:jc w:val="center"/>
+                      </w:pPr>
+                      <w:r>
+                        <w:rPr>
+                          <w:color w:val="AAB5BD"/>
+                          <w:sz w:val="11"/>
+                          <w:szCs w:val="11"/>
+                        </w:rPr>
+                        <w:t>Type here...</w:t>
+                      </w:r>
+                    </w:p>
+                  </w:sdtContent>
+                </w:sdt>
+              </w:txbxContent>
+            </v:textbox>
+            <w10:wrap type="none"/>
+          </v:rect>
+        </w:pict>
+      </w:r>
+      <w:r>
+        <w:pict>
+          <v:rect id="EditableResponse20" o:spid="_x0000_s1220" style="position:absolute;margin-left:329.50pt;margin-top:314.00pt;width:132.50pt;height:52.00pt;z-index:251659284;mso-position-horizontal-relative:page;mso-position-vertical-relative:page;mso-wrap-distance-left:0;mso-wrap-distance-top:0;mso-wrap-distance-right:0;mso-wrap-distance-bottom:0;v-text-anchor:middle" stroked="f" filled="t" fillcolor="#FFFFFF">
+            <v:fill opacity="100%"/>
+            <v:textbox inset="2.0pt,2.0pt,2.0pt,2.0pt">
+              <w:txbxContent>
+                <w:sdt>
+                  <w:sdtPr>
+                    <w:alias w:val="Item 2, criterion 3"/>
+                    <w:tag w:val="editable-response-20"/>
+                    <w:id w:val="500020"/>
+                    <w:showingPlcHdr/>
+                    <w:rPr>
+                      <w:color w:val="1F2D38"/>
+                      <w:sz w:val="16"/>
+                      <w:szCs w:val="16"/>
+                    </w:rPr>
+                  </w:sdtPr>
+                  <w:sdtContent>
+                    <w:p>
+                      <w:pPr>
+                        <w:spacing w:before="0" w:after="0"/>
+                        <w:jc w:val="center"/>
+                      </w:pPr>
+                      <w:r>
+                        <w:rPr>
+                          <w:color w:val="AAB5BD"/>
+                          <w:sz w:val="11"/>
+                          <w:szCs w:val="11"/>
+                        </w:rPr>
+                        <w:t>Type here...</w:t>
+                      </w:r>
+                    </w:p>
+                  </w:sdtContent>
+                </w:sdt>
+              </w:txbxContent>
+            </v:textbox>
+            <w10:wrap type="none"/>
+          </v:rect>
+        </w:pict>
+      </w:r>
+      <w:r>
+        <w:pict>
+          <v:rect id="EditableResponse21" o:spid="_x0000_s1221" style="position:absolute;margin-left:470.00pt;margin-top:314.00pt;width:132.50pt;height:52.00pt;z-index:251659285;mso-position-horizontal-relative:page;mso-position-vertical-relative:page;mso-wrap-distance-left:0;mso-wrap-distance-top:0;mso-wrap-distance-right:0;mso-wrap-distance-bottom:0;v-text-anchor:middle" stroked="f" filled="t" fillcolor="#FFFFFF">
+            <v:fill opacity="100%"/>
+            <v:textbox inset="2.0pt,2.0pt,2.0pt,2.0pt">
+              <w:txbxContent>
+                <w:sdt>
+                  <w:sdtPr>
+                    <w:alias w:val="Item 3, criterion 3"/>
+                    <w:tag w:val="editable-response-21"/>
+                    <w:id w:val="500021"/>
+                    <w:showingPlcHdr/>
+                    <w:rPr>
+                      <w:color w:val="1F2D38"/>
+                      <w:sz w:val="16"/>
+                      <w:szCs w:val="16"/>
+                    </w:rPr>
+                  </w:sdtPr>
+                  <w:sdtContent>
+                    <w:p>
+                      <w:pPr>
+                        <w:spacing w:before="0" w:after="0"/>
+                        <w:jc w:val="center"/>
+                      </w:pPr>
+                      <w:r>
+                        <w:rPr>
+                          <w:color w:val="AAB5BD"/>
+                          <w:sz w:val="11"/>
+                          <w:szCs w:val="11"/>
+                        </w:rPr>
+                        <w:t>Type here...</w:t>
+                      </w:r>
+                    </w:p>
+                  </w:sdtContent>
+                </w:sdt>
+              </w:txbxContent>
+            </v:textbox>
+            <w10:wrap type="none"/>
+          </v:rect>
+        </w:pict>
+      </w:r>
+      <w:r>
+        <w:pict>
+          <v:rect id="EditableResponse22" o:spid="_x0000_s1222" style="position:absolute;margin-left:610.50pt;margin-top:314.00pt;width:132.50pt;height:52.00pt;z-index:251659286;mso-position-horizontal-relative:page;mso-position-vertical-relative:page;mso-wrap-distance-left:0;mso-wrap-distance-top:0;mso-wrap-distance-right:0;mso-wrap-distance-bottom:0;v-text-anchor:middle" stroked="f" filled="t" fillcolor="#FFFFFF">
+            <v:fill opacity="100%"/>
+            <v:textbox inset="2.0pt,2.0pt,2.0pt,2.0pt">
+              <w:txbxContent>
+                <w:sdt>
+                  <w:sdtPr>
+                    <w:alias w:val="Item 4, criterion 3"/>
+                    <w:tag w:val="editable-response-22"/>
+                    <w:id w:val="500022"/>
+                    <w:showingPlcHdr/>
+                    <w:rPr>
+                      <w:color w:val="1F2D38"/>
+                      <w:sz w:val="16"/>
+                      <w:szCs w:val="16"/>
+                    </w:rPr>
+                  </w:sdtPr>
+                  <w:sdtContent>
+                    <w:p>
+                      <w:pPr>
+                        <w:spacing w:before="0" w:after="0"/>
+                        <w:jc w:val="center"/>
+                      </w:pPr>
+                      <w:r>
+                        <w:rPr>
+                          <w:color w:val="AAB5BD"/>
+                          <w:sz w:val="11"/>
+                          <w:szCs w:val="11"/>
+                        </w:rPr>
+                        <w:t>Type here...</w:t>
+                      </w:r>
+                    </w:p>
+                  </w:sdtContent>
+                </w:sdt>
+              </w:txbxContent>
+            </v:textbox>
+            <w10:wrap type="none"/>
+          </v:rect>
+        </w:pict>
+      </w:r>
+      <w:r>
+        <w:pict>
+          <v:rect id="EditableResponse23" o:spid="_x0000_s1223" style="position:absolute;margin-left:49.00pt;margin-top:374.50pt;width:132.00pt;height:52.00pt;z-index:251659287;mso-position-horizontal-relative:page;mso-position-vertical-relative:page;mso-wrap-distance-left:0;mso-wrap-distance-top:0;mso-wrap-distance-right:0;mso-wrap-distance-bottom:0;v-text-anchor:middle" stroked="f" filled="t" fillcolor="#F7F1EC">
+            <v:fill opacity="100%"/>
+            <v:textbox inset="2.0pt,2.0pt,2.0pt,2.0pt">
+              <w:txbxContent>
+                <w:sdt>
+                  <w:sdtPr>
+                    <w:alias w:val="Criterion 4"/>
+                    <w:tag w:val="editable-response-23"/>
+                    <w:id w:val="500023"/>
+                    <w:showingPlcHdr/>
+                    <w:rPr>
+                      <w:color w:val="1F2D38"/>
+                      <w:sz w:val="16"/>
+                      <w:szCs w:val="16"/>
+                    </w:rPr>
+                  </w:sdtPr>
+                  <w:sdtContent>
+                    <w:p>
+                      <w:pPr>
+                        <w:spacing w:before="0" w:after="0"/>
+                        <w:jc w:val="center"/>
+                      </w:pPr>
+                      <w:r>
+                        <w:rPr>
+                          <w:color w:val="AAB5BD"/>
+                          <w:sz w:val="11"/>
+                          <w:szCs w:val="11"/>
+                        </w:rPr>
+                        <w:t>Type here...</w:t>
+                      </w:r>
+                    </w:p>
+                  </w:sdtContent>
+                </w:sdt>
+              </w:txbxContent>
+            </v:textbox>
+            <w10:wrap type="none"/>
+          </v:rect>
+        </w:pict>
+      </w:r>
+      <w:r>
+        <w:pict>
+          <v:rect id="EditableResponse24" o:spid="_x0000_s1224" style="position:absolute;margin-left:189.00pt;margin-top:374.50pt;width:132.50pt;height:52.00pt;z-index:251659288;mso-position-horizontal-relative:page;mso-position-vertical-relative:page;mso-wrap-distance-left:0;mso-wrap-distance-top:0;mso-wrap-distance-right:0;mso-wrap-distance-bottom:0;v-text-anchor:middle" stroked="f" filled="t" fillcolor="#FFFFFF">
+            <v:fill opacity="100%"/>
+            <v:textbox inset="2.0pt,2.0pt,2.0pt,2.0pt">
+              <w:txbxContent>
+                <w:sdt>
+                  <w:sdtPr>
+                    <w:alias w:val="Item 1, criterion 4"/>
+                    <w:tag w:val="editable-response-24"/>
+                    <w:id w:val="500024"/>
+                    <w:showingPlcHdr/>
+                    <w:rPr>
+                      <w:color w:val="1F2D38"/>
+                      <w:sz w:val="16"/>
+                      <w:szCs w:val="16"/>
+                    </w:rPr>
+                  </w:sdtPr>
+                  <w:sdtContent>
+                    <w:p>
+                      <w:pPr>
+                        <w:spacing w:before="0" w:after="0"/>
+                        <w:jc w:val="center"/>
+                      </w:pPr>
+                      <w:r>
+                        <w:rPr>
+                          <w:color w:val="AAB5BD"/>
+                          <w:sz w:val="11"/>
+                          <w:szCs w:val="11"/>
+                        </w:rPr>
+                        <w:t>Type here...</w:t>
+                      </w:r>
+                    </w:p>
+                  </w:sdtContent>
+                </w:sdt>
+              </w:txbxContent>
+            </v:textbox>
+            <w10:wrap type="none"/>
+          </v:rect>
+        </w:pict>
+      </w:r>
+      <w:r>
+        <w:pict>
+          <v:rect id="EditableResponse25" o:spid="_x0000_s1225" style="position:absolute;margin-left:329.50pt;margin-top:374.50pt;width:132.50pt;height:52.00pt;z-index:251659289;mso-position-horizontal-relative:page;mso-position-vertical-relative:page;mso-wrap-distance-left:0;mso-wrap-distance-top:0;mso-wrap-distance-right:0;mso-wrap-distance-bottom:0;v-text-anchor:middle" stroked="f" filled="t" fillcolor="#FFFFFF">
+            <v:fill opacity="100%"/>
+            <v:textbox inset="2.0pt,2.0pt,2.0pt,2.0pt">
+              <w:txbxContent>
+                <w:sdt>
+                  <w:sdtPr>
+                    <w:alias w:val="Item 2, criterion 4"/>
+                    <w:tag w:val="editable-response-25"/>
+                    <w:id w:val="500025"/>
+                    <w:showingPlcHdr/>
+                    <w:rPr>
+                      <w:color w:val="1F2D38"/>
+                      <w:sz w:val="16"/>
+                      <w:szCs w:val="16"/>
+                    </w:rPr>
+                  </w:sdtPr>
+                  <w:sdtContent>
+                    <w:p>
+                      <w:pPr>
+                        <w:spacing w:before="0" w:after="0"/>
+                        <w:jc w:val="center"/>
+                      </w:pPr>
+                      <w:r>
+                        <w:rPr>
+                          <w:color w:val="AAB5BD"/>
+                          <w:sz w:val="11"/>
+                          <w:szCs w:val="11"/>
+                        </w:rPr>
+                        <w:t>Type here...</w:t>
+                      </w:r>
+                    </w:p>
+                  </w:sdtContent>
+                </w:sdt>
+              </w:txbxContent>
+            </v:textbox>
+            <w10:wrap type="none"/>
+          </v:rect>
+        </w:pict>
+      </w:r>
+      <w:r>
+        <w:pict>
+          <v:rect id="EditableResponse26" o:spid="_x0000_s1226" style="position:absolute;margin-left:470.00pt;margin-top:374.50pt;width:132.50pt;height:52.00pt;z-index:251659290;mso-position-horizontal-relative:page;mso-position-vertical-relative:page;mso-wrap-distance-left:0;mso-wrap-distance-top:0;mso-wrap-distance-right:0;mso-wrap-distance-bottom:0;v-text-anchor:middle" stroked="f" filled="t" fillcolor="#FFFFFF">
+            <v:fill opacity="100%"/>
+            <v:textbox inset="2.0pt,2.0pt,2.0pt,2.0pt">
+              <w:txbxContent>
+                <w:sdt>
+                  <w:sdtPr>
+                    <w:alias w:val="Item 3, criterion 4"/>
+                    <w:tag w:val="editable-response-26"/>
+                    <w:id w:val="500026"/>
+                    <w:showingPlcHdr/>
+                    <w:rPr>
+                      <w:color w:val="1F2D38"/>
+                      <w:sz w:val="16"/>
+                      <w:szCs w:val="16"/>
+                    </w:rPr>
+                  </w:sdtPr>
+                  <w:sdtContent>
+                    <w:p>
+                      <w:pPr>
+                        <w:spacing w:before="0" w:after="0"/>
+                        <w:jc w:val="center"/>
+                      </w:pPr>
+                      <w:r>
+                        <w:rPr>
+                          <w:color w:val="AAB5BD"/>
+                          <w:sz w:val="11"/>
+                          <w:szCs w:val="11"/>
+                        </w:rPr>
+                        <w:t>Type here...</w:t>
+                      </w:r>
+                    </w:p>
+                  </w:sdtContent>
+                </w:sdt>
+              </w:txbxContent>
+            </v:textbox>
+            <w10:wrap type="none"/>
+          </v:rect>
+        </w:pict>
+      </w:r>
+      <w:r>
+        <w:pict>
+          <v:rect id="EditableResponse27" o:spid="_x0000_s1227" style="position:absolute;margin-left:610.50pt;margin-top:374.50pt;width:132.50pt;height:52.00pt;z-index:251659291;mso-position-horizontal-relative:page;mso-position-vertical-relative:page;mso-wrap-distance-left:0;mso-wrap-distance-top:0;mso-wrap-distance-right:0;mso-wrap-distance-bottom:0;v-text-anchor:middle" stroked="f" filled="t" fillcolor="#FFFFFF">
+            <v:fill opacity="100%"/>
+            <v:textbox inset="2.0pt,2.0pt,2.0pt,2.0pt">
+              <w:txbxContent>
+                <w:sdt>
+                  <w:sdtPr>
+                    <w:alias w:val="Item 4, criterion 4"/>
+                    <w:tag w:val="editable-response-27"/>
+                    <w:id w:val="500027"/>
+                    <w:showingPlcHdr/>
+                    <w:rPr>
+                      <w:color w:val="1F2D38"/>
+                      <w:sz w:val="16"/>
+                      <w:szCs w:val="16"/>
+                    </w:rPr>
+                  </w:sdtPr>
+                  <w:sdtContent>
+                    <w:p>
+                      <w:pPr>
+                        <w:spacing w:before="0" w:after="0"/>
+                        <w:jc w:val="center"/>
+                      </w:pPr>
+                      <w:r>
+                        <w:rPr>
+                          <w:color w:val="AAB5BD"/>
+                          <w:sz w:val="11"/>
+                          <w:szCs w:val="11"/>
+                        </w:rPr>
+                        <w:t>Type here...</w:t>
+                      </w:r>
+                    </w:p>
+                  </w:sdtContent>
+                </w:sdt>
+              </w:txbxContent>
+            </v:textbox>
+            <w10:wrap type="none"/>
+          </v:rect>
+        </w:pict>
+      </w:r>
+      <w:r>
+        <w:pict>
+          <v:rect id="EditableResponse28" o:spid="_x0000_s1228" style="position:absolute;margin-left:49.00pt;margin-top:435.00pt;width:132.00pt;height:52.00pt;z-index:251659292;mso-position-horizontal-relative:page;mso-position-vertical-relative:page;mso-wrap-distance-left:0;mso-wrap-distance-top:0;mso-wrap-distance-right:0;mso-wrap-distance-bottom:0;v-text-anchor:middle" stroked="f" filled="t" fillcolor="#F7F1EC">
+            <v:fill opacity="100%"/>
+            <v:textbox inset="2.0pt,2.0pt,2.0pt,2.0pt">
+              <w:txbxContent>
+                <w:sdt>
+                  <w:sdtPr>
+                    <w:alias w:val="Criterion 5"/>
+                    <w:tag w:val="editable-response-28"/>
+                    <w:id w:val="500028"/>
+                    <w:showingPlcHdr/>
+                    <w:rPr>
+                      <w:color w:val="1F2D38"/>
+                      <w:sz w:val="16"/>
+                      <w:szCs w:val="16"/>
+                    </w:rPr>
+                  </w:sdtPr>
+                  <w:sdtContent>
+                    <w:p>
+                      <w:pPr>
+                        <w:spacing w:before="0" w:after="0"/>
+                        <w:jc w:val="center"/>
+                      </w:pPr>
+                      <w:r>
+                        <w:rPr>
+                          <w:color w:val="AAB5BD"/>
+                          <w:sz w:val="11"/>
+                          <w:szCs w:val="11"/>
+                        </w:rPr>
+                        <w:t>Type here...</w:t>
+                      </w:r>
+                    </w:p>
+                  </w:sdtContent>
+                </w:sdt>
+              </w:txbxContent>
+            </v:textbox>
+            <w10:wrap type="none"/>
+          </v:rect>
+        </w:pict>
+      </w:r>
+      <w:r>
+        <w:pict>
+          <v:rect id="EditableResponse29" o:spid="_x0000_s1229" style="position:absolute;margin-left:189.00pt;margin-top:435.00pt;width:132.50pt;height:52.00pt;z-index:251659293;mso-position-horizontal-relative:page;mso-position-vertical-relative:page;mso-wrap-distance-left:0;mso-wrap-distance-top:0;mso-wrap-distance-right:0;mso-wrap-distance-bottom:0;v-text-anchor:middle" stroked="f" filled="t" fillcolor="#FFFFFF">
+            <v:fill opacity="100%"/>
+            <v:textbox inset="2.0pt,2.0pt,2.0pt,2.0pt">
+              <w:txbxContent>
+                <w:sdt>
+                  <w:sdtPr>
+                    <w:alias w:val="Item 1, criterion 5"/>
+                    <w:tag w:val="editable-response-29"/>
+                    <w:id w:val="500029"/>
+                    <w:showingPlcHdr/>
+                    <w:rPr>
+                      <w:color w:val="1F2D38"/>
+                      <w:sz w:val="16"/>
+                      <w:szCs w:val="16"/>
+                    </w:rPr>
+                  </w:sdtPr>
+                  <w:sdtContent>
+                    <w:p>
+                      <w:pPr>
+                        <w:spacing w:before="0" w:after="0"/>
+                        <w:jc w:val="center"/>
+                      </w:pPr>
+                      <w:r>
+                        <w:rPr>
+                          <w:color w:val="AAB5BD"/>
+                          <w:sz w:val="11"/>
+                          <w:szCs w:val="11"/>
+                        </w:rPr>
+                        <w:t>Type here...</w:t>
+                      </w:r>
+                    </w:p>
+                  </w:sdtContent>
+                </w:sdt>
+              </w:txbxContent>
+            </v:textbox>
+            <w10:wrap type="none"/>
+          </v:rect>
+        </w:pict>
+      </w:r>
+      <w:r>
+        <w:pict>
+          <v:rect id="EditableResponse30" o:spid="_x0000_s1230" style="position:absolute;margin-left:329.50pt;margin-top:435.00pt;width:132.50pt;height:52.00pt;z-index:251659294;mso-position-horizontal-relative:page;mso-position-vertical-relative:page;mso-wrap-distance-left:0;mso-wrap-distance-top:0;mso-wrap-distance-right:0;mso-wrap-distance-bottom:0;v-text-anchor:middle" stroked="f" filled="t" fillcolor="#FFFFFF">
+            <v:fill opacity="100%"/>
+            <v:textbox inset="2.0pt,2.0pt,2.0pt,2.0pt">
+              <w:txbxContent>
+                <w:sdt>
+                  <w:sdtPr>
+                    <w:alias w:val="Item 2, criterion 5"/>
+                    <w:tag w:val="editable-response-30"/>
+                    <w:id w:val="500030"/>
+                    <w:showingPlcHdr/>
+                    <w:rPr>
+                      <w:color w:val="1F2D38"/>
+                      <w:sz w:val="16"/>
+                      <w:szCs w:val="16"/>
+                    </w:rPr>
+                  </w:sdtPr>
+                  <w:sdtContent>
+                    <w:p>
+                      <w:pPr>
+                        <w:spacing w:before="0" w:after="0"/>
+                        <w:jc w:val="center"/>
+                      </w:pPr>
+                      <w:r>
+                        <w:rPr>
+                          <w:color w:val="AAB5BD"/>
+                          <w:sz w:val="11"/>
+                          <w:szCs w:val="11"/>
+                        </w:rPr>
+                        <w:t>Type here...</w:t>
+                      </w:r>
+                    </w:p>
+                  </w:sdtContent>
+                </w:sdt>
+              </w:txbxContent>
+            </v:textbox>
+            <w10:wrap type="none"/>
+          </v:rect>
+        </w:pict>
+      </w:r>
+      <w:r>
+        <w:pict>
+          <v:rect id="EditableResponse31" o:spid="_x0000_s1231" style="position:absolute;margin-left:470.00pt;margin-top:435.00pt;width:132.50pt;height:52.00pt;z-index:251659295;mso-position-horizontal-relative:page;mso-position-vertical-relative:page;mso-wrap-distance-left:0;mso-wrap-distance-top:0;mso-wrap-distance-right:0;mso-wrap-distance-bottom:0;v-text-anchor:middle" stroked="f" filled="t" fillcolor="#FFFFFF">
+            <v:fill opacity="100%"/>
+            <v:textbox inset="2.0pt,2.0pt,2.0pt,2.0pt">
+              <w:txbxContent>
+                <w:sdt>
+                  <w:sdtPr>
+                    <w:alias w:val="Item 3, criterion 5"/>
+                    <w:tag w:val="editable-response-31"/>
+                    <w:id w:val="500031"/>
+                    <w:showingPlcHdr/>
+                    <w:rPr>
+                      <w:color w:val="1F2D38"/>
+                      <w:sz w:val="16"/>
+                      <w:szCs w:val="16"/>
+                    </w:rPr>
+                  </w:sdtPr>
+                  <w:sdtContent>
+                    <w:p>
+                      <w:pPr>
+                        <w:spacing w:before="0" w:after="0"/>
+                        <w:jc w:val="center"/>
+                      </w:pPr>
+                      <w:r>
+                        <w:rPr>
+                          <w:color w:val="AAB5BD"/>
+                          <w:sz w:val="11"/>
+                          <w:szCs w:val="11"/>
+                        </w:rPr>
+                        <w:t>Type here...</w:t>
+                      </w:r>
+                    </w:p>
+                  </w:sdtContent>
+                </w:sdt>
+              </w:txbxContent>
+            </v:textbox>
+            <w10:wrap type="none"/>
+          </v:rect>
+        </w:pict>
+      </w:r>
+      <w:r>
+        <w:pict>
+          <v:rect id="EditableResponse32" o:spid="_x0000_s1232" style="position:absolute;margin-left:610.50pt;margin-top:435.00pt;width:132.50pt;height:52.00pt;z-index:251659296;mso-position-horizontal-relative:page;mso-position-vertical-relative:page;mso-wrap-distance-left:0;mso-wrap-distance-top:0;mso-wrap-distance-right:0;mso-wrap-distance-bottom:0;v-text-anchor:middle" stroked="f" filled="t" fillcolor="#FFFFFF">
+            <v:fill opacity="100%"/>
+            <v:textbox inset="2.0pt,2.0pt,2.0pt,2.0pt">
+              <w:txbxContent>
+                <w:sdt>
+                  <w:sdtPr>
+                    <w:alias w:val="Item 4, criterion 5"/>
+                    <w:tag w:val="editable-response-32"/>
+                    <w:id w:val="500032"/>
+                    <w:showingPlcHdr/>
+                    <w:rPr>
+                      <w:color w:val="1F2D38"/>
+                      <w:sz w:val="16"/>
+                      <w:szCs w:val="16"/>
+                    </w:rPr>
+                  </w:sdtPr>
+                  <w:sdtContent>
+                    <w:p>
+                      <w:pPr>
+                        <w:spacing w:before="0" w:after="0"/>
+                        <w:jc w:val="center"/>
+                      </w:pPr>
+                      <w:r>
+                        <w:rPr>
+                          <w:color w:val="AAB5BD"/>
+                          <w:sz w:val="11"/>
+                          <w:szCs w:val="11"/>
+                        </w:rPr>
+                        <w:t>Type here...</w:t>
+                      </w:r>
+                    </w:p>
+                  </w:sdtContent>
+                </w:sdt>
+              </w:txbxContent>
+            </v:textbox>
+            <w10:wrap type="none"/>
+          </v:rect>
+        </w:pict>
+      </w:r>
+      <w:r>
+        <w:pict>
+          <v:rect id="EditableResponse33" o:spid="_x0000_s1233" style="position:absolute;margin-left:49.00pt;margin-top:495.50pt;width:132.00pt;height:52.00pt;z-index:251659297;mso-position-horizontal-relative:page;mso-position-vertical-relative:page;mso-wrap-distance-left:0;mso-wrap-distance-top:0;mso-wrap-distance-right:0;mso-wrap-distance-bottom:0;v-text-anchor:middle" stroked="f" filled="t" fillcolor="#F7F1EC">
+            <v:fill opacity="100%"/>
+            <v:textbox inset="2.0pt,2.0pt,2.0pt,2.0pt">
+              <w:txbxContent>
+                <w:sdt>
+                  <w:sdtPr>
+                    <w:alias w:val="Criterion 6"/>
+                    <w:tag w:val="editable-response-33"/>
+                    <w:id w:val="500033"/>
+                    <w:showingPlcHdr/>
+                    <w:rPr>
+                      <w:color w:val="1F2D38"/>
+                      <w:sz w:val="16"/>
+                      <w:szCs w:val="16"/>
+                    </w:rPr>
+                  </w:sdtPr>
+                  <w:sdtContent>
+                    <w:p>
+                      <w:pPr>
+                        <w:spacing w:before="0" w:after="0"/>
+                        <w:jc w:val="center"/>
+                      </w:pPr>
+                      <w:r>
+                        <w:rPr>
+                          <w:color w:val="AAB5BD"/>
+                          <w:sz w:val="11"/>
+                          <w:szCs w:val="11"/>
+                        </w:rPr>
+                        <w:t>Type here...</w:t>
+                      </w:r>
+                    </w:p>
+                  </w:sdtContent>
+                </w:sdt>
+              </w:txbxContent>
+            </v:textbox>
+            <w10:wrap type="none"/>
+          </v:rect>
+        </w:pict>
+      </w:r>
+      <w:r>
+        <w:pict>
+          <v:rect id="EditableResponse34" o:spid="_x0000_s1234" style="position:absolute;margin-left:189.00pt;margin-top:495.50pt;width:132.50pt;height:52.00pt;z-index:251659298;mso-position-horizontal-relative:page;mso-position-vertical-relative:page;mso-wrap-distance-left:0;mso-wrap-distance-top:0;mso-wrap-distance-right:0;mso-wrap-distance-bottom:0;v-text-anchor:middle" stroked="f" filled="t" fillcolor="#FFFFFF">
+            <v:fill opacity="100%"/>
+            <v:textbox inset="2.0pt,2.0pt,2.0pt,2.0pt">
+              <w:txbxContent>
+                <w:sdt>
+                  <w:sdtPr>
+                    <w:alias w:val="Item 1, criterion 6"/>
+                    <w:tag w:val="editable-response-34"/>
+                    <w:id w:val="500034"/>
+                    <w:showingPlcHdr/>
+                    <w:rPr>
+                      <w:color w:val="1F2D38"/>
+                      <w:sz w:val="16"/>
+                      <w:szCs w:val="16"/>
+                    </w:rPr>
+                  </w:sdtPr>
+                  <w:sdtContent>
+                    <w:p>
+                      <w:pPr>
+                        <w:spacing w:before="0" w:after="0"/>
+                        <w:jc w:val="center"/>
+                      </w:pPr>
+                      <w:r>
+                        <w:rPr>
+                          <w:color w:val="AAB5BD"/>
+                          <w:sz w:val="11"/>
+                          <w:szCs w:val="11"/>
+                        </w:rPr>
+                        <w:t>Type here...</w:t>
+                      </w:r>
+                    </w:p>
+                  </w:sdtContent>
+                </w:sdt>
+              </w:txbxContent>
+            </v:textbox>
+            <w10:wrap type="none"/>
+          </v:rect>
+        </w:pict>
+      </w:r>
+      <w:r>
+        <w:pict>
+          <v:rect id="EditableResponse35" o:spid="_x0000_s1235" style="position:absolute;margin-left:329.50pt;margin-top:495.50pt;width:132.50pt;height:52.00pt;z-index:251659299;mso-position-horizontal-relative:page;mso-position-vertical-relative:page;mso-wrap-distance-left:0;mso-wrap-distance-top:0;mso-wrap-distance-right:0;mso-wrap-distance-bottom:0;v-text-anchor:middle" stroked="f" filled="t" fillcolor="#FFFFFF">
+            <v:fill opacity="100%"/>
+            <v:textbox inset="2.0pt,2.0pt,2.0pt,2.0pt">
+              <w:txbxContent>
+                <w:sdt>
+                  <w:sdtPr>
+                    <w:alias w:val="Item 2, criterion 6"/>
+                    <w:tag w:val="editable-response-35"/>
+                    <w:id w:val="500035"/>
+                    <w:showingPlcHdr/>
+                    <w:rPr>
+                      <w:color w:val="1F2D38"/>
+                      <w:sz w:val="16"/>
+                      <w:szCs w:val="16"/>
+                    </w:rPr>
+                  </w:sdtPr>
+                  <w:sdtContent>
+                    <w:p>
+                      <w:pPr>
+                        <w:spacing w:before="0" w:after="0"/>
+                        <w:jc w:val="center"/>
+                      </w:pPr>
+                      <w:r>
+                        <w:rPr>
+                          <w:color w:val="AAB5BD"/>
+                          <w:sz w:val="11"/>
+                          <w:szCs w:val="11"/>
+                        </w:rPr>
+                        <w:t>Type here...</w:t>
+                      </w:r>
+                    </w:p>
+                  </w:sdtContent>
+                </w:sdt>
+              </w:txbxContent>
+            </v:textbox>
+            <w10:wrap type="none"/>
+          </v:rect>
+        </w:pict>
+      </w:r>
+      <w:r>
+        <w:pict>
+          <v:rect id="EditableResponse36" o:spid="_x0000_s1236" style="position:absolute;margin-left:470.00pt;margin-top:495.50pt;width:132.50pt;height:52.00pt;z-index:251659300;mso-position-horizontal-relative:page;mso-position-vertical-relative:page;mso-wrap-distance-left:0;mso-wrap-distance-top:0;mso-wrap-distance-right:0;mso-wrap-distance-bottom:0;v-text-anchor:middle" stroked="f" filled="t" fillcolor="#FFFFFF">
+            <v:fill opacity="100%"/>
+            <v:textbox inset="2.0pt,2.0pt,2.0pt,2.0pt">
+              <w:txbxContent>
+                <w:sdt>
+                  <w:sdtPr>
+                    <w:alias w:val="Item 3, criterion 6"/>
+                    <w:tag w:val="editable-response-36"/>
+                    <w:id w:val="500036"/>
+                    <w:showingPlcHdr/>
+                    <w:rPr>
+                      <w:color w:val="1F2D38"/>
+                      <w:sz w:val="16"/>
+                      <w:szCs w:val="16"/>
+                    </w:rPr>
+                  </w:sdtPr>
+                  <w:sdtContent>
+                    <w:p>
+                      <w:pPr>
+                        <w:spacing w:before="0" w:after="0"/>
+                        <w:jc w:val="center"/>
+                      </w:pPr>
+                      <w:r>
+                        <w:rPr>
+                          <w:color w:val="AAB5BD"/>
+                          <w:sz w:val="11"/>
+                          <w:szCs w:val="11"/>
+                        </w:rPr>
+                        <w:t>Type here...</w:t>
+                      </w:r>
+                    </w:p>
+                  </w:sdtContent>
+                </w:sdt>
+              </w:txbxContent>
+            </v:textbox>
+            <w10:wrap type="none"/>
+          </v:rect>
+        </w:pict>
+      </w:r>
+      <w:r>
+        <w:pict>
+          <v:rect id="EditableResponse37" o:spid="_x0000_s1237" style="position:absolute;margin-left:610.50pt;margin-top:495.50pt;width:132.50pt;height:52.00pt;z-index:251659301;mso-position-horizontal-relative:page;mso-position-vertical-relative:page;mso-wrap-distance-left:0;mso-wrap-distance-top:0;mso-wrap-distance-right:0;mso-wrap-distance-bottom:0;v-text-anchor:middle" stroked="f" filled="t" fillcolor="#FFFFFF">
+            <v:fill opacity="100%"/>
+            <v:textbox inset="2.0pt,2.0pt,2.0pt,2.0pt">
+              <w:txbxContent>
+                <w:sdt>
+                  <w:sdtPr>
+                    <w:alias w:val="Item 4, criterion 6"/>
+                    <w:tag w:val="editable-response-37"/>
+                    <w:id w:val="500037"/>
+                    <w:showingPlcHdr/>
+                    <w:rPr>
+                      <w:color w:val="1F2D38"/>
+                      <w:sz w:val="16"/>
+                      <w:szCs w:val="16"/>
+                    </w:rPr>
+                  </w:sdtPr>
+                  <w:sdtContent>
+                    <w:p>
+                      <w:pPr>
+                        <w:spacing w:before="0" w:after="0"/>
+                        <w:jc w:val="center"/>
+                      </w:pPr>
+                      <w:r>
+                        <w:rPr>
+                          <w:color w:val="AAB5BD"/>
+                          <w:sz w:val="11"/>
+                          <w:szCs w:val="11"/>
+                        </w:rPr>
+                        <w:t>Type here...</w:t>
+                      </w:r>
+                    </w:p>
+                  </w:sdtContent>
+                </w:sdt>
+              </w:txbxContent>
+            </v:textbox>
+            <w10:wrap type="none"/>
+          </v:rect>
+        </w:pict>
       </w:r>
     </w:p>
     <w:sectPr>
